--- a/books/nutrition3/en/A Journey into Quranic Nutrition - Volume III - The Successor's Map.docx
+++ b/books/nutrition3/en/A Journey into Quranic Nutrition - Volume III - The Successor's Map.docx
@@ -365,7 +365,15 @@
         <w:t xml:space="preserve">  - </w:t>
       </w:r>
       <w:r>
-        <w:t>GitHub: nasserhabitat/nasser-books</w:t>
+        <w:t xml:space="preserve">GitHub: </w:t>
+      </w:r>
+      <w:proofErr w:type="spellStart"/>
+      <w:r>
+        <w:t>nasserhabitat</w:t>
+      </w:r>
+      <w:proofErr w:type="spellEnd"/>
+      <w:r>
+        <w:t>/nasser-books</w:t>
       </w:r>
     </w:p>
     <w:p>
@@ -510,8 +518,13 @@
         <w:t xml:space="preserve"># </w:t>
       </w:r>
       <w:r>
-        <w:t>Part One: Healing Through Guidance – An Engineering Reading of Surah Ash-Shu'ara</w:t>
-      </w:r>
+        <w:t>Part One: Healing Through Guidance – An Engineering Reading of Surah Ash-</w:t>
+      </w:r>
+      <w:proofErr w:type="spellStart"/>
+      <w:r>
+        <w:t>Shu'ara</w:t>
+      </w:r>
+      <w:proofErr w:type="spellEnd"/>
     </w:p>
     <w:p>
       <w:pPr>
@@ -787,7 +800,23 @@
         <w:t xml:space="preserve">### </w:t>
       </w:r>
       <w:r>
-        <w:t>Creation (*khalq*) vs. Formation (*takhliq*)</w:t>
+        <w:t>Creation (*</w:t>
+      </w:r>
+      <w:proofErr w:type="spellStart"/>
+      <w:r>
+        <w:t>khalq</w:t>
+      </w:r>
+      <w:proofErr w:type="spellEnd"/>
+      <w:r>
+        <w:t>*) vs. Formation (*</w:t>
+      </w:r>
+      <w:proofErr w:type="spellStart"/>
+      <w:r>
+        <w:t>takhliq</w:t>
+      </w:r>
+      <w:proofErr w:type="spellEnd"/>
+      <w:r>
+        <w:t>*)</w:t>
       </w:r>
     </w:p>
     <w:p>
@@ -828,8 +857,13 @@
         </w:rPr>
         <w:t>- ***</w:t>
       </w:r>
-      <w:r>
-        <w:t>Takhliq*** (intensive verb): The continuous **formation of ideas** – the software that humans produce through culture, education, and habit</w:t>
+      <w:proofErr w:type="spellStart"/>
+      <w:r>
+        <w:t>Takhliq</w:t>
+      </w:r>
+      <w:proofErr w:type="spellEnd"/>
+      <w:r>
+        <w:t>*** (intensive verb): The continuous **formation of ideas** – the software that humans produce through culture, education, and habit</w:t>
       </w:r>
       <w:r>
         <w:rPr>
@@ -857,7 +891,23 @@
         <w:t>**</w:t>
       </w:r>
       <w:r>
-        <w:t>The danger:** Humans often mistake their own *takhliq* (their constructed ideas) for God's *khalq* (the original nature). This is how dietary dogmas are born: "God created the body to eat only meat" becomes a human invention projected onto the divine</w:t>
+        <w:t>The danger:** Humans often mistake their own *</w:t>
+      </w:r>
+      <w:proofErr w:type="spellStart"/>
+      <w:r>
+        <w:t>takhliq</w:t>
+      </w:r>
+      <w:proofErr w:type="spellEnd"/>
+      <w:r>
+        <w:t>* (their constructed ideas) for God's *</w:t>
+      </w:r>
+      <w:proofErr w:type="spellStart"/>
+      <w:r>
+        <w:t>khalq</w:t>
+      </w:r>
+      <w:proofErr w:type="spellEnd"/>
+      <w:r>
+        <w:t>* (the original nature). This is how dietary dogmas are born: "God created the body to eat only meat" becomes a human invention projected onto the divine</w:t>
       </w:r>
       <w:r>
         <w:rPr>
@@ -887,7 +937,15 @@
         <w:t xml:space="preserve">### </w:t>
       </w:r>
       <w:r>
-        <w:t>Guidance (*yahdin*)</w:t>
+        <w:t>Guidance (*</w:t>
+      </w:r>
+      <w:proofErr w:type="spellStart"/>
+      <w:r>
+        <w:t>yahdin</w:t>
+      </w:r>
+      <w:proofErr w:type="spellEnd"/>
+      <w:r>
+        <w:t>*)</w:t>
       </w:r>
     </w:p>
     <w:p>
@@ -931,7 +989,23 @@
         <w:t xml:space="preserve">### </w:t>
       </w:r>
       <w:r>
-        <w:t>Feeding (*yut'imuni*) and Watering (*yasqini*)</w:t>
+        <w:t>Feeding (*</w:t>
+      </w:r>
+      <w:proofErr w:type="spellStart"/>
+      <w:r>
+        <w:t>yut'imuni</w:t>
+      </w:r>
+      <w:proofErr w:type="spellEnd"/>
+      <w:r>
+        <w:t>*) and Watering (*</w:t>
+      </w:r>
+      <w:proofErr w:type="spellStart"/>
+      <w:r>
+        <w:t>yasqini</w:t>
+      </w:r>
+      <w:proofErr w:type="spellEnd"/>
+      <w:r>
+        <w:t>*)</w:t>
       </w:r>
     </w:p>
     <w:p>
@@ -975,7 +1049,23 @@
         <w:t xml:space="preserve">### </w:t>
       </w:r>
       <w:r>
-        <w:t>Sickness (*maridtu*) and Healing (*yashfini*)</w:t>
+        <w:t>Sickness (*</w:t>
+      </w:r>
+      <w:proofErr w:type="spellStart"/>
+      <w:r>
+        <w:t>maridtu</w:t>
+      </w:r>
+      <w:proofErr w:type="spellEnd"/>
+      <w:r>
+        <w:t>*) and Healing (*</w:t>
+      </w:r>
+      <w:proofErr w:type="spellStart"/>
+      <w:r>
+        <w:t>yashfini</w:t>
+      </w:r>
+      <w:proofErr w:type="spellEnd"/>
+      <w:r>
+        <w:t>*)</w:t>
       </w:r>
     </w:p>
     <w:p>
@@ -1183,7 +1273,15 @@
         <w:t xml:space="preserve">### </w:t>
       </w:r>
       <w:r>
-        <w:t>Example: The word *Yasqini* (He gives me drink)</w:t>
+        <w:t>Example: The word *</w:t>
+      </w:r>
+      <w:proofErr w:type="spellStart"/>
+      <w:r>
+        <w:t>Yasqini</w:t>
+      </w:r>
+      <w:proofErr w:type="spellEnd"/>
+      <w:r>
+        <w:t>* (He gives me drink)</w:t>
       </w:r>
     </w:p>
     <w:p>
@@ -1205,8 +1303,13 @@
         <w:t xml:space="preserve">| </w:t>
       </w:r>
       <w:r>
-        <w:t>Letter | Function</w:t>
-      </w:r>
+        <w:t xml:space="preserve">Letter | </w:t>
+      </w:r>
+      <w:proofErr w:type="spellStart"/>
+      <w:r>
+        <w:t>Function</w:t>
+      </w:r>
+      <w:proofErr w:type="spellEnd"/>
       <w:r>
         <w:rPr>
           <w:rtl/>
@@ -1250,8 +1353,21 @@
         </w:rPr>
         <w:t xml:space="preserve"> (س) | </w:t>
       </w:r>
-      <w:r>
-        <w:t>Spreading, flowing, diffusion of information</w:t>
+      <w:proofErr w:type="spellStart"/>
+      <w:r>
+        <w:t>Spreading</w:t>
+      </w:r>
+      <w:proofErr w:type="spellEnd"/>
+      <w:r>
+        <w:t xml:space="preserve">, </w:t>
+      </w:r>
+      <w:proofErr w:type="spellStart"/>
+      <w:r>
+        <w:t>flowing</w:t>
+      </w:r>
+      <w:proofErr w:type="spellEnd"/>
+      <w:r>
+        <w:t>, diffusion of information</w:t>
       </w:r>
       <w:r>
         <w:rPr>
@@ -1283,8 +1399,13 @@
         <w:t xml:space="preserve"> (ق) | </w:t>
       </w:r>
       <w:r>
-        <w:t>Strength, standing, stabilization</w:t>
-      </w:r>
+        <w:t xml:space="preserve">Strength, standing, </w:t>
+      </w:r>
+      <w:proofErr w:type="spellStart"/>
+      <w:r>
+        <w:t>stabilization</w:t>
+      </w:r>
+      <w:proofErr w:type="spellEnd"/>
       <w:r>
         <w:rPr>
           <w:rtl/>
@@ -1314,9 +1435,19 @@
         </w:rPr>
         <w:t xml:space="preserve"> (ي) | </w:t>
       </w:r>
-      <w:r>
-        <w:t>Continuity, lasting effect</w:t>
-      </w:r>
+      <w:proofErr w:type="spellStart"/>
+      <w:r>
+        <w:t>Continuity</w:t>
+      </w:r>
+      <w:proofErr w:type="spellEnd"/>
+      <w:r>
+        <w:t xml:space="preserve">, lasting </w:t>
+      </w:r>
+      <w:proofErr w:type="spellStart"/>
+      <w:r>
+        <w:t>effect</w:t>
+      </w:r>
+      <w:proofErr w:type="spellEnd"/>
       <w:r>
         <w:rPr>
           <w:rtl/>
@@ -1342,8 +1473,45 @@
         </w:rPr>
         <w:t>**</w:t>
       </w:r>
-      <w:r>
-        <w:t xml:space="preserve">Meaning:** True "watering" of the soul is not just receiving information. </w:t>
+      <w:proofErr w:type="spellStart"/>
+      <w:r>
+        <w:t>Meaning</w:t>
+      </w:r>
+      <w:proofErr w:type="spellEnd"/>
+      <w:r>
+        <w:t>:** True "</w:t>
+      </w:r>
+      <w:proofErr w:type="spellStart"/>
+      <w:r>
+        <w:t>watering</w:t>
+      </w:r>
+      <w:proofErr w:type="spellEnd"/>
+      <w:r>
+        <w:t xml:space="preserve">" of the soul </w:t>
+      </w:r>
+      <w:proofErr w:type="spellStart"/>
+      <w:r>
+        <w:t>is</w:t>
+      </w:r>
+      <w:proofErr w:type="spellEnd"/>
+      <w:r>
+        <w:t xml:space="preserve"> not </w:t>
+      </w:r>
+      <w:proofErr w:type="spellStart"/>
+      <w:r>
+        <w:t>just</w:t>
+      </w:r>
+      <w:proofErr w:type="spellEnd"/>
+      <w:r>
+        <w:t xml:space="preserve"> </w:t>
+      </w:r>
+      <w:proofErr w:type="spellStart"/>
+      <w:r>
+        <w:t>receiving</w:t>
+      </w:r>
+      <w:proofErr w:type="spellEnd"/>
+      <w:r>
+        <w:t xml:space="preserve"> information. </w:t>
       </w:r>
       <w:r>
         <w:t>It is</w:t>
@@ -1561,7 +1729,15 @@
         <w:t xml:space="preserve">### </w:t>
       </w:r>
       <w:r>
-        <w:t>The Mechanism of *Aknnah* (Coverings)</w:t>
+        <w:t>The Mechanism of *</w:t>
+      </w:r>
+      <w:proofErr w:type="spellStart"/>
+      <w:r>
+        <w:t>Aknnah</w:t>
+      </w:r>
+      <w:proofErr w:type="spellEnd"/>
+      <w:r>
+        <w:t>* (Coverings)</w:t>
       </w:r>
     </w:p>
     <w:p>
@@ -1586,24 +1762,106 @@
         <w:t>&gt; **{وَجَعَلْنَا عَلَىٰ قُلُوبِهِمْ أَكِنَّةً}** – "</w:t>
       </w:r>
       <w:r>
-        <w:t>And We placed coverings over their hearts." (Quran 6:25)</w:t>
-      </w:r>
-    </w:p>
-    <w:p>
-      <w:pPr>
-        <w:bidi w:val="0"/>
-        <w:rPr>
-          <w:rtl/>
-        </w:rPr>
-      </w:pPr>
-    </w:p>
-    <w:p>
-      <w:pPr>
-        <w:bidi w:val="0"/>
-      </w:pPr>
-      <w:r>
-        <w:t>These coverings are **layers of informational insulation** – accumulated through</w:t>
-      </w:r>
+        <w:t xml:space="preserve">And </w:t>
+      </w:r>
+      <w:proofErr w:type="spellStart"/>
+      <w:r>
+        <w:t>We</w:t>
+      </w:r>
+      <w:proofErr w:type="spellEnd"/>
+      <w:r>
+        <w:t xml:space="preserve"> </w:t>
+      </w:r>
+      <w:proofErr w:type="spellStart"/>
+      <w:r>
+        <w:t>placed</w:t>
+      </w:r>
+      <w:proofErr w:type="spellEnd"/>
+      <w:r>
+        <w:t xml:space="preserve"> </w:t>
+      </w:r>
+      <w:proofErr w:type="spellStart"/>
+      <w:r>
+        <w:t>coverings</w:t>
+      </w:r>
+      <w:proofErr w:type="spellEnd"/>
+      <w:r>
+        <w:t xml:space="preserve"> over </w:t>
+      </w:r>
+      <w:proofErr w:type="spellStart"/>
+      <w:r>
+        <w:t>their</w:t>
+      </w:r>
+      <w:proofErr w:type="spellEnd"/>
+      <w:r>
+        <w:t xml:space="preserve"> </w:t>
+      </w:r>
+      <w:proofErr w:type="spellStart"/>
+      <w:r>
+        <w:t>hearts</w:t>
+      </w:r>
+      <w:proofErr w:type="spellEnd"/>
+      <w:r>
+        <w:t>." (Quran 6:25)</w:t>
+      </w:r>
+    </w:p>
+    <w:p>
+      <w:pPr>
+        <w:bidi w:val="0"/>
+        <w:rPr>
+          <w:rtl/>
+        </w:rPr>
+      </w:pPr>
+    </w:p>
+    <w:p>
+      <w:pPr>
+        <w:bidi w:val="0"/>
+      </w:pPr>
+      <w:proofErr w:type="spellStart"/>
+      <w:r>
+        <w:t>These</w:t>
+      </w:r>
+      <w:proofErr w:type="spellEnd"/>
+      <w:r>
+        <w:t xml:space="preserve"> </w:t>
+      </w:r>
+      <w:proofErr w:type="spellStart"/>
+      <w:r>
+        <w:t>coverings</w:t>
+      </w:r>
+      <w:proofErr w:type="spellEnd"/>
+      <w:r>
+        <w:t xml:space="preserve"> are **</w:t>
+      </w:r>
+      <w:proofErr w:type="spellStart"/>
+      <w:r>
+        <w:t>layers</w:t>
+      </w:r>
+      <w:proofErr w:type="spellEnd"/>
+      <w:r>
+        <w:t xml:space="preserve"> of </w:t>
+      </w:r>
+      <w:proofErr w:type="spellStart"/>
+      <w:r>
+        <w:t>informational</w:t>
+      </w:r>
+      <w:proofErr w:type="spellEnd"/>
+      <w:r>
+        <w:t xml:space="preserve"> insulation** – </w:t>
+      </w:r>
+      <w:proofErr w:type="spellStart"/>
+      <w:r>
+        <w:t>accumulated</w:t>
+      </w:r>
+      <w:proofErr w:type="spellEnd"/>
+      <w:r>
+        <w:t xml:space="preserve"> </w:t>
+      </w:r>
+      <w:proofErr w:type="spellStart"/>
+      <w:r>
+        <w:t>through</w:t>
+      </w:r>
+      <w:proofErr w:type="spellEnd"/>
       <w:r>
         <w:rPr>
           <w:rtl/>
@@ -1650,7 +1908,15 @@
         <w:t xml:space="preserve">- </w:t>
       </w:r>
       <w:r>
-        <w:t>Consumption of *khaba'ith* (corrupt food and ideas) that generate biological noise</w:t>
+        <w:t>Consumption of *</w:t>
+      </w:r>
+      <w:proofErr w:type="spellStart"/>
+      <w:r>
+        <w:t>khaba'ith</w:t>
+      </w:r>
+      <w:proofErr w:type="spellEnd"/>
+      <w:r>
+        <w:t>* (corrupt food and ideas) that generate biological noise</w:t>
       </w:r>
     </w:p>
     <w:p>
@@ -2058,8 +2324,21 @@
         <w:t xml:space="preserve">3. </w:t>
       </w:r>
       <w:r>
-        <w:t>Build an open database of *tayyibat* and *khaba'ith</w:t>
-      </w:r>
+        <w:t>Build an open database of *</w:t>
+      </w:r>
+      <w:proofErr w:type="spellStart"/>
+      <w:r>
+        <w:t>tayyibat</w:t>
+      </w:r>
+      <w:proofErr w:type="spellEnd"/>
+      <w:r>
+        <w:t>* and *</w:t>
+      </w:r>
+      <w:proofErr w:type="spellStart"/>
+      <w:r>
+        <w:t>khaba'ith</w:t>
+      </w:r>
+      <w:proofErr w:type="spellEnd"/>
       <w:r>
         <w:rPr>
           <w:rtl/>
@@ -2169,7 +2448,15 @@
         <w:bidi w:val="0"/>
       </w:pPr>
       <w:r>
-        <w:t>The final stage of the human journey is not just health or knowledge. It is **successorship** (*istikhlaf*) – the ability to carry divine trust on earth</w:t>
+        <w:t>The final stage of the human journey is not just health or knowledge. It is **successorship** (*</w:t>
+      </w:r>
+      <w:proofErr w:type="spellStart"/>
+      <w:r>
+        <w:t>istikhlaf</w:t>
+      </w:r>
+      <w:proofErr w:type="spellEnd"/>
+      <w:r>
+        <w:t>*) – the ability to carry divine trust on earth</w:t>
       </w:r>
       <w:r>
         <w:rPr>
@@ -2409,7 +2696,15 @@
         <w:t>- **</w:t>
       </w:r>
       <w:r>
-        <w:t>Victory** (*fath*) is not just military conquest. It is **the unveiling of reality** – seeing through the deceptions of the global system</w:t>
+        <w:t>Victory** (*</w:t>
+      </w:r>
+      <w:proofErr w:type="spellStart"/>
+      <w:r>
+        <w:t>fath</w:t>
+      </w:r>
+      <w:proofErr w:type="spellEnd"/>
+      <w:r>
+        <w:t>*) is not just military conquest. It is **the unveiling of reality** – seeing through the deceptions of the global system</w:t>
       </w:r>
       <w:r>
         <w:rPr>
@@ -2509,7 +2804,23 @@
         <w:t>- **</w:t>
       </w:r>
       <w:r>
-        <w:t>Abundance** (*kawthar*) is the continuous, unbroken provision – the river of *tayyibat* that never dries</w:t>
+        <w:t>Abundance** (*</w:t>
+      </w:r>
+      <w:proofErr w:type="spellStart"/>
+      <w:r>
+        <w:t>kawthar</w:t>
+      </w:r>
+      <w:proofErr w:type="spellEnd"/>
+      <w:r>
+        <w:t>*) is the continuous, unbroken provision – the river of *</w:t>
+      </w:r>
+      <w:proofErr w:type="spellStart"/>
+      <w:r>
+        <w:t>tayyibat</w:t>
+      </w:r>
+      <w:proofErr w:type="spellEnd"/>
+      <w:r>
+        <w:t>* that never dries</w:t>
       </w:r>
       <w:r>
         <w:rPr>
@@ -2529,7 +2840,15 @@
         <w:t>- **</w:t>
       </w:r>
       <w:r>
-        <w:t>The cut-off** (*abtar*) is the opposite – disconnected from the source, fragmented, sterile</w:t>
+        <w:t>The cut-off** (*</w:t>
+      </w:r>
+      <w:proofErr w:type="spellStart"/>
+      <w:r>
+        <w:t>abtar</w:t>
+      </w:r>
+      <w:proofErr w:type="spellEnd"/>
+      <w:r>
+        <w:t>*) is the opposite – disconnected from the source, fragmented, sterile</w:t>
       </w:r>
       <w:r>
         <w:rPr>
@@ -2549,7 +2868,15 @@
         <w:t>- **</w:t>
       </w:r>
       <w:r>
-        <w:t>Sacrifice** (*nahr*) is **filtering** – cutting off the corrupt inputs (industrial foods, chemical medicines, false ideologies) and remaining connected to the pure source</w:t>
+        <w:t>Sacrifice** (*</w:t>
+      </w:r>
+      <w:proofErr w:type="spellStart"/>
+      <w:r>
+        <w:t>nahr</w:t>
+      </w:r>
+      <w:proofErr w:type="spellEnd"/>
+      <w:r>
+        <w:t>*) is **filtering** – cutting off the corrupt inputs (industrial foods, chemical medicines, false ideologies) and remaining connected to the pure source</w:t>
       </w:r>
       <w:r>
         <w:rPr>
@@ -2779,7 +3106,15 @@
         <w:t xml:space="preserve">| </w:t>
       </w:r>
       <w:r>
-        <w:t>The Hour (*al-sa'ah*) | Final unveiling – the moment when all hidden data becomes visible</w:t>
+        <w:t>The Hour (*al-</w:t>
+      </w:r>
+      <w:proofErr w:type="spellStart"/>
+      <w:r>
+        <w:t>sa'ah</w:t>
+      </w:r>
+      <w:proofErr w:type="spellEnd"/>
+      <w:r>
+        <w:t>*) | Final unveiling – the moment when all hidden data becomes visible</w:t>
       </w:r>
       <w:r>
         <w:rPr>
@@ -2809,8 +3144,13 @@
         <w:t xml:space="preserve">### </w:t>
       </w:r>
       <w:r>
-        <w:t>Why is the Hour called *Sa'ah</w:t>
-      </w:r>
+        <w:t>Why is the Hour called *</w:t>
+      </w:r>
+      <w:proofErr w:type="spellStart"/>
+      <w:r>
+        <w:t>Sa'ah</w:t>
+      </w:r>
+      <w:proofErr w:type="spellEnd"/>
       <w:r>
         <w:rPr>
           <w:rFonts w:cs="Calibri"/>
@@ -2832,7 +3172,15 @@
         <w:bidi w:val="0"/>
       </w:pPr>
       <w:r>
-        <w:t>The root S-A-H means **capacity, spaciousness**. The Hour is not just a moment in time. It is the moment when **consciousness expands** to accommodate reality as it truly is. It comes "suddenly" (*baghtatan*) not because there are no signs, but because human awareness has become **too narrow** to read the signs</w:t>
+        <w:t>The root S-A-H means **capacity, spaciousness**. The Hour is not just a moment in time. It is the moment when **consciousness expands** to accommodate reality as it truly is. It comes "suddenly" (*</w:t>
+      </w:r>
+      <w:proofErr w:type="spellStart"/>
+      <w:r>
+        <w:t>baghtatan</w:t>
+      </w:r>
+      <w:proofErr w:type="spellEnd"/>
+      <w:r>
+        <w:t>*) not because there are no signs, but because human awareness has become **too narrow** to read the signs</w:t>
       </w:r>
       <w:r>
         <w:rPr>
@@ -3074,10 +3422,56 @@
         <w:rPr>
           <w:rtl/>
         </w:rPr>
-        <w:t>&gt; **{وَلَآمُرَنَّهُمْ فَلَيُغَيِّرُنَّ خَلْقَ اللَّهِ}** – "</w:t>
-      </w:r>
-      <w:r>
-        <w:t>And I will command them to change God's creation." (Quran 4:119)</w:t>
+        <w:t>&gt; **{</w:t>
+      </w:r>
+      <w:proofErr w:type="spellStart"/>
+      <w:r>
+        <w:rPr>
+          <w:rtl/>
+        </w:rPr>
+        <w:t>وَلَآمُرَنَّهُمْ</w:t>
+      </w:r>
+      <w:proofErr w:type="spellEnd"/>
+      <w:r>
+        <w:rPr>
+          <w:rtl/>
+        </w:rPr>
+        <w:t xml:space="preserve"> فَلَيُغَيِّرُنَّ خَلْقَ اللَّهِ}** – "</w:t>
+      </w:r>
+      <w:r>
+        <w:t xml:space="preserve">And I </w:t>
+      </w:r>
+      <w:proofErr w:type="spellStart"/>
+      <w:r>
+        <w:t>will</w:t>
+      </w:r>
+      <w:proofErr w:type="spellEnd"/>
+      <w:r>
+        <w:t xml:space="preserve"> command </w:t>
+      </w:r>
+      <w:proofErr w:type="spellStart"/>
+      <w:r>
+        <w:t>them</w:t>
+      </w:r>
+      <w:proofErr w:type="spellEnd"/>
+      <w:r>
+        <w:t xml:space="preserve"> to change </w:t>
+      </w:r>
+      <w:proofErr w:type="spellStart"/>
+      <w:r>
+        <w:t>God's</w:t>
+      </w:r>
+      <w:proofErr w:type="spellEnd"/>
+      <w:r>
+        <w:t xml:space="preserve"> </w:t>
+      </w:r>
+      <w:proofErr w:type="spellStart"/>
+      <w:r>
+        <w:t>creation</w:t>
+      </w:r>
+      <w:proofErr w:type="spellEnd"/>
+      <w:r>
+        <w:t>." (Quran 4:119)</w:t>
       </w:r>
     </w:p>
     <w:p>
@@ -3101,24 +3495,50 @@
         <w:t xml:space="preserve">### </w:t>
       </w:r>
       <w:r>
-        <w:t>The *Kawthar* Response</w:t>
-      </w:r>
-    </w:p>
-    <w:p>
-      <w:pPr>
-        <w:bidi w:val="0"/>
-        <w:rPr>
-          <w:rtl/>
-        </w:rPr>
-      </w:pPr>
-    </w:p>
-    <w:p>
-      <w:pPr>
-        <w:bidi w:val="0"/>
-      </w:pPr>
-      <w:r>
-        <w:t>The Quranic response is</w:t>
-      </w:r>
+        <w:t xml:space="preserve">The *Kawthar* </w:t>
+      </w:r>
+      <w:proofErr w:type="spellStart"/>
+      <w:r>
+        <w:t>Response</w:t>
+      </w:r>
+      <w:proofErr w:type="spellEnd"/>
+    </w:p>
+    <w:p>
+      <w:pPr>
+        <w:bidi w:val="0"/>
+        <w:rPr>
+          <w:rtl/>
+        </w:rPr>
+      </w:pPr>
+    </w:p>
+    <w:p>
+      <w:pPr>
+        <w:bidi w:val="0"/>
+      </w:pPr>
+      <w:r>
+        <w:t xml:space="preserve">The </w:t>
+      </w:r>
+      <w:proofErr w:type="spellStart"/>
+      <w:r>
+        <w:t>Quranic</w:t>
+      </w:r>
+      <w:proofErr w:type="spellEnd"/>
+      <w:r>
+        <w:t xml:space="preserve"> </w:t>
+      </w:r>
+      <w:proofErr w:type="spellStart"/>
+      <w:r>
+        <w:t>response</w:t>
+      </w:r>
+      <w:proofErr w:type="spellEnd"/>
+      <w:r>
+        <w:t xml:space="preserve"> </w:t>
+      </w:r>
+      <w:proofErr w:type="spellStart"/>
+      <w:r>
+        <w:t>is</w:t>
+      </w:r>
+      <w:proofErr w:type="spellEnd"/>
       <w:r>
         <w:rPr>
           <w:rtl/>
@@ -3148,7 +3568,23 @@
         <w:t>&gt; **{فَصَلِّ لِرَبِّكَ وَانْحَرْ}** – "</w:t>
       </w:r>
       <w:r>
-        <w:t>So pray to your Lord and sacrifice</w:t>
+        <w:t xml:space="preserve">So </w:t>
+      </w:r>
+      <w:proofErr w:type="spellStart"/>
+      <w:r>
+        <w:t>pray</w:t>
+      </w:r>
+      <w:proofErr w:type="spellEnd"/>
+      <w:r>
+        <w:t xml:space="preserve"> to </w:t>
+      </w:r>
+      <w:proofErr w:type="spellStart"/>
+      <w:r>
+        <w:t>your</w:t>
+      </w:r>
+      <w:proofErr w:type="spellEnd"/>
+      <w:r>
+        <w:t xml:space="preserve"> Lord and sacrifice</w:t>
       </w:r>
       <w:r>
         <w:rPr>
@@ -3176,7 +3612,47 @@
         <w:t>- **</w:t>
       </w:r>
       <w:r>
-        <w:t>Prayer** (*salah*) = reconnect to the source (the Quranic OS, the natural order, the divine guidance)</w:t>
+        <w:t>Prayer** (*</w:t>
+      </w:r>
+      <w:proofErr w:type="spellStart"/>
+      <w:r>
+        <w:t>salah</w:t>
+      </w:r>
+      <w:proofErr w:type="spellEnd"/>
+      <w:r>
+        <w:t xml:space="preserve">*) = </w:t>
+      </w:r>
+      <w:proofErr w:type="spellStart"/>
+      <w:r>
+        <w:t>reconnect</w:t>
+      </w:r>
+      <w:proofErr w:type="spellEnd"/>
+      <w:r>
+        <w:t xml:space="preserve"> to the source (the </w:t>
+      </w:r>
+      <w:proofErr w:type="spellStart"/>
+      <w:r>
+        <w:t>Quranic</w:t>
+      </w:r>
+      <w:proofErr w:type="spellEnd"/>
+      <w:r>
+        <w:t xml:space="preserve"> OS, the </w:t>
+      </w:r>
+      <w:proofErr w:type="spellStart"/>
+      <w:r>
+        <w:t>natural</w:t>
+      </w:r>
+      <w:proofErr w:type="spellEnd"/>
+      <w:r>
+        <w:t xml:space="preserve"> </w:t>
+      </w:r>
+      <w:proofErr w:type="spellStart"/>
+      <w:r>
+        <w:t>order</w:t>
+      </w:r>
+      <w:proofErr w:type="spellEnd"/>
+      <w:r>
+        <w:t>, the divine guidance)</w:t>
       </w:r>
       <w:r>
         <w:rPr>
@@ -3196,7 +3672,15 @@
         <w:t>- **</w:t>
       </w:r>
       <w:r>
-        <w:t>Sacrifice** (*nahr*) = cut off the corrupt inputs – filter, purify, refuse</w:t>
+        <w:t>Sacrifice** (*</w:t>
+      </w:r>
+      <w:proofErr w:type="spellStart"/>
+      <w:r>
+        <w:t>nahr</w:t>
+      </w:r>
+      <w:proofErr w:type="spellEnd"/>
+      <w:r>
+        <w:t>*) = cut off the corrupt inputs – filter, purify, refuse</w:t>
       </w:r>
       <w:r>
         <w:rPr>
@@ -3295,23 +3779,60 @@
         <w:t>&gt; **{وَالتِّينِ وَالزَّيْتُونِ}** – "</w:t>
       </w:r>
       <w:r>
-        <w:t>By the fig and the olive." (Quran 95:1)</w:t>
-      </w:r>
-    </w:p>
-    <w:p>
-      <w:pPr>
-        <w:bidi w:val="0"/>
-        <w:rPr>
-          <w:rtl/>
-        </w:rPr>
-      </w:pPr>
-    </w:p>
-    <w:p>
-      <w:pPr>
-        <w:bidi w:val="0"/>
-      </w:pPr>
-      <w:r>
-        <w:t>These two fruits are not just foods. They are **codes</w:t>
+        <w:t xml:space="preserve">By the </w:t>
+      </w:r>
+      <w:proofErr w:type="spellStart"/>
+      <w:r>
+        <w:t>fig</w:t>
+      </w:r>
+      <w:proofErr w:type="spellEnd"/>
+      <w:r>
+        <w:t xml:space="preserve"> and the olive." (Quran 95:1)</w:t>
+      </w:r>
+    </w:p>
+    <w:p>
+      <w:pPr>
+        <w:bidi w:val="0"/>
+        <w:rPr>
+          <w:rtl/>
+        </w:rPr>
+      </w:pPr>
+    </w:p>
+    <w:p>
+      <w:pPr>
+        <w:bidi w:val="0"/>
+      </w:pPr>
+      <w:proofErr w:type="spellStart"/>
+      <w:r>
+        <w:t>These</w:t>
+      </w:r>
+      <w:proofErr w:type="spellEnd"/>
+      <w:r>
+        <w:t xml:space="preserve"> </w:t>
+      </w:r>
+      <w:proofErr w:type="spellStart"/>
+      <w:r>
+        <w:t>two</w:t>
+      </w:r>
+      <w:proofErr w:type="spellEnd"/>
+      <w:r>
+        <w:t xml:space="preserve"> fruits are not </w:t>
+      </w:r>
+      <w:proofErr w:type="spellStart"/>
+      <w:r>
+        <w:t>just</w:t>
+      </w:r>
+      <w:proofErr w:type="spellEnd"/>
+      <w:r>
+        <w:t xml:space="preserve"> </w:t>
+      </w:r>
+      <w:proofErr w:type="spellStart"/>
+      <w:r>
+        <w:t>foods</w:t>
+      </w:r>
+      <w:proofErr w:type="spellEnd"/>
+      <w:r>
+        <w:t>. They are **codes</w:t>
       </w:r>
       <w:r>
         <w:rPr>
@@ -3338,8 +3859,53 @@
         </w:rPr>
         <w:t>- **</w:t>
       </w:r>
-      <w:r>
-        <w:t>Fig** = complete, seedless fruit (symbol of pure output, no waste, no hidden agenda)</w:t>
+      <w:proofErr w:type="spellStart"/>
+      <w:r>
+        <w:t>Fig</w:t>
+      </w:r>
+      <w:proofErr w:type="spellEnd"/>
+      <w:r>
+        <w:t xml:space="preserve">** = </w:t>
+      </w:r>
+      <w:proofErr w:type="spellStart"/>
+      <w:r>
+        <w:t>complete</w:t>
+      </w:r>
+      <w:proofErr w:type="spellEnd"/>
+      <w:r>
+        <w:t xml:space="preserve">, </w:t>
+      </w:r>
+      <w:proofErr w:type="spellStart"/>
+      <w:r>
+        <w:t>seedless</w:t>
+      </w:r>
+      <w:proofErr w:type="spellEnd"/>
+      <w:r>
+        <w:t xml:space="preserve"> fruit (</w:t>
+      </w:r>
+      <w:proofErr w:type="spellStart"/>
+      <w:r>
+        <w:t>symbol</w:t>
+      </w:r>
+      <w:proofErr w:type="spellEnd"/>
+      <w:r>
+        <w:t xml:space="preserve"> of pure output, no </w:t>
+      </w:r>
+      <w:proofErr w:type="spellStart"/>
+      <w:r>
+        <w:t>waste</w:t>
+      </w:r>
+      <w:proofErr w:type="spellEnd"/>
+      <w:r>
+        <w:t xml:space="preserve">, no </w:t>
+      </w:r>
+      <w:proofErr w:type="spellStart"/>
+      <w:r>
+        <w:t>hidden</w:t>
+      </w:r>
+      <w:proofErr w:type="spellEnd"/>
+      <w:r>
+        <w:t xml:space="preserve"> agenda)</w:t>
       </w:r>
       <w:r>
         <w:rPr>
@@ -3411,9 +3977,35 @@
         </w:rPr>
         <w:t>&gt; **{لَقَدْ خَلَقْنَا الْإِنْسَانَ فِي أَحْسَنِ تَقْوِيمٍ}** – "</w:t>
       </w:r>
-      <w:r>
-        <w:t>We created humanity in the best of forms</w:t>
-      </w:r>
+      <w:proofErr w:type="spellStart"/>
+      <w:r>
+        <w:t>We</w:t>
+      </w:r>
+      <w:proofErr w:type="spellEnd"/>
+      <w:r>
+        <w:t xml:space="preserve"> </w:t>
+      </w:r>
+      <w:proofErr w:type="spellStart"/>
+      <w:r>
+        <w:t>created</w:t>
+      </w:r>
+      <w:proofErr w:type="spellEnd"/>
+      <w:r>
+        <w:t xml:space="preserve"> </w:t>
+      </w:r>
+      <w:proofErr w:type="spellStart"/>
+      <w:r>
+        <w:t>humanity</w:t>
+      </w:r>
+      <w:proofErr w:type="spellEnd"/>
+      <w:r>
+        <w:t xml:space="preserve"> in the best of </w:t>
+      </w:r>
+      <w:proofErr w:type="spellStart"/>
+      <w:r>
+        <w:t>forms</w:t>
+      </w:r>
+      <w:proofErr w:type="spellEnd"/>
       <w:r>
         <w:rPr>
           <w:rtl/>
@@ -3434,7 +4026,95 @@
         <w:bidi w:val="0"/>
       </w:pPr>
       <w:r>
-        <w:t>The implication: To maintain the "best of forms" (physical, mental, spiritual integrity), one must **consume the codes of the fig and olive** – both literally (as foods) and symbolically (as virtues: sincerity, self-illumination)</w:t>
+        <w:t xml:space="preserve">The implication: To </w:t>
+      </w:r>
+      <w:proofErr w:type="spellStart"/>
+      <w:r>
+        <w:t>maintain</w:t>
+      </w:r>
+      <w:proofErr w:type="spellEnd"/>
+      <w:r>
+        <w:t xml:space="preserve"> the "best of </w:t>
+      </w:r>
+      <w:proofErr w:type="spellStart"/>
+      <w:r>
+        <w:t>forms</w:t>
+      </w:r>
+      <w:proofErr w:type="spellEnd"/>
+      <w:r>
+        <w:t>" (</w:t>
+      </w:r>
+      <w:proofErr w:type="spellStart"/>
+      <w:r>
+        <w:t>physical</w:t>
+      </w:r>
+      <w:proofErr w:type="spellEnd"/>
+      <w:r>
+        <w:t xml:space="preserve">, mental, spiritual </w:t>
+      </w:r>
+      <w:proofErr w:type="spellStart"/>
+      <w:r>
+        <w:t>integrity</w:t>
+      </w:r>
+      <w:proofErr w:type="spellEnd"/>
+      <w:r>
+        <w:t xml:space="preserve">), one must **consume the codes of the </w:t>
+      </w:r>
+      <w:proofErr w:type="spellStart"/>
+      <w:r>
+        <w:t>fig</w:t>
+      </w:r>
+      <w:proofErr w:type="spellEnd"/>
+      <w:r>
+        <w:t xml:space="preserve"> and olive** – </w:t>
+      </w:r>
+      <w:proofErr w:type="spellStart"/>
+      <w:r>
+        <w:t>both</w:t>
+      </w:r>
+      <w:proofErr w:type="spellEnd"/>
+      <w:r>
+        <w:t xml:space="preserve"> </w:t>
+      </w:r>
+      <w:proofErr w:type="spellStart"/>
+      <w:r>
+        <w:t>literally</w:t>
+      </w:r>
+      <w:proofErr w:type="spellEnd"/>
+      <w:r>
+        <w:t xml:space="preserve"> (as </w:t>
+      </w:r>
+      <w:proofErr w:type="spellStart"/>
+      <w:r>
+        <w:t>foods</w:t>
+      </w:r>
+      <w:proofErr w:type="spellEnd"/>
+      <w:r>
+        <w:t xml:space="preserve">) and </w:t>
+      </w:r>
+      <w:proofErr w:type="spellStart"/>
+      <w:r>
+        <w:t>symbolically</w:t>
+      </w:r>
+      <w:proofErr w:type="spellEnd"/>
+      <w:r>
+        <w:t xml:space="preserve"> (as </w:t>
+      </w:r>
+      <w:proofErr w:type="spellStart"/>
+      <w:r>
+        <w:t>virtues</w:t>
+      </w:r>
+      <w:proofErr w:type="spellEnd"/>
+      <w:r>
+        <w:t xml:space="preserve">: </w:t>
+      </w:r>
+      <w:proofErr w:type="spellStart"/>
+      <w:r>
+        <w:t>sincerity</w:t>
+      </w:r>
+      <w:proofErr w:type="spellEnd"/>
+      <w:r>
+        <w:t>, self-illumination)</w:t>
       </w:r>
       <w:r>
         <w:rPr>
@@ -3489,8 +4169,45 @@
         <w:t>&gt; **{ثُمَّ رَدَدْنَاهُ أَسْفَلَ سَافِلِينَ}** – "</w:t>
       </w:r>
       <w:r>
-        <w:t>Then We returned them to the lowest of the low</w:t>
-      </w:r>
+        <w:t xml:space="preserve">Then </w:t>
+      </w:r>
+      <w:proofErr w:type="spellStart"/>
+      <w:r>
+        <w:t>We</w:t>
+      </w:r>
+      <w:proofErr w:type="spellEnd"/>
+      <w:r>
+        <w:t xml:space="preserve"> </w:t>
+      </w:r>
+      <w:proofErr w:type="spellStart"/>
+      <w:r>
+        <w:t>returned</w:t>
+      </w:r>
+      <w:proofErr w:type="spellEnd"/>
+      <w:r>
+        <w:t xml:space="preserve"> </w:t>
+      </w:r>
+      <w:proofErr w:type="spellStart"/>
+      <w:r>
+        <w:t>them</w:t>
+      </w:r>
+      <w:proofErr w:type="spellEnd"/>
+      <w:r>
+        <w:t xml:space="preserve"> to the </w:t>
+      </w:r>
+      <w:proofErr w:type="spellStart"/>
+      <w:r>
+        <w:t>lowest</w:t>
+      </w:r>
+      <w:proofErr w:type="spellEnd"/>
+      <w:r>
+        <w:t xml:space="preserve"> of the </w:t>
+      </w:r>
+      <w:proofErr w:type="spellStart"/>
+      <w:r>
+        <w:t>low</w:t>
+      </w:r>
+      <w:proofErr w:type="spellEnd"/>
       <w:r>
         <w:rPr>
           <w:rtl/>
@@ -3511,7 +4228,23 @@
         <w:bidi w:val="0"/>
       </w:pPr>
       <w:r>
-        <w:t xml:space="preserve">This is not inevitable. </w:t>
+        <w:t xml:space="preserve">This </w:t>
+      </w:r>
+      <w:proofErr w:type="spellStart"/>
+      <w:r>
+        <w:t>is</w:t>
+      </w:r>
+      <w:proofErr w:type="spellEnd"/>
+      <w:r>
+        <w:t xml:space="preserve"> not </w:t>
+      </w:r>
+      <w:proofErr w:type="spellStart"/>
+      <w:r>
+        <w:t>inevitable</w:t>
+      </w:r>
+      <w:proofErr w:type="spellEnd"/>
+      <w:r>
+        <w:t xml:space="preserve">. </w:t>
       </w:r>
       <w:r>
         <w:t>It is the consequence of abandoning the fig and olive – replacing natural, pure inputs with industrial, corrupt substitutes</w:t>
@@ -3582,7 +4315,23 @@
         <w:bidi w:val="0"/>
       </w:pPr>
       <w:r>
-        <w:t>The Quran describes Jesus as **"a sign for the Hour"** (*ilmun lil-sa'ah*). Why</w:t>
+        <w:t>The Quran describes Jesus as **"a sign for the Hour"** (*</w:t>
+      </w:r>
+      <w:proofErr w:type="spellStart"/>
+      <w:r>
+        <w:t>ilmun</w:t>
+      </w:r>
+      <w:proofErr w:type="spellEnd"/>
+      <w:r>
+        <w:t xml:space="preserve"> </w:t>
+      </w:r>
+      <w:proofErr w:type="spellStart"/>
+      <w:r>
+        <w:t>lil-sa'ah</w:t>
+      </w:r>
+      <w:proofErr w:type="spellEnd"/>
+      <w:r>
+        <w:t>*). Why</w:t>
       </w:r>
       <w:r>
         <w:rPr>
@@ -3980,7 +4729,15 @@
         <w:t>**</w:t>
       </w:r>
       <w:r>
-        <w:t>For the ordinary believer:** The goal of purification (*tazkiyah*) is to transform the raw, conflict-ridden energy of the self into a light that can rise toward God</w:t>
+        <w:t>For the ordinary believer:** The goal of purification (*</w:t>
+      </w:r>
+      <w:proofErr w:type="spellStart"/>
+      <w:r>
+        <w:t>tazkiyah</w:t>
+      </w:r>
+      <w:proofErr w:type="spellEnd"/>
+      <w:r>
+        <w:t>*) is to transform the raw, conflict-ridden energy of the self into a light that can rise toward God</w:t>
       </w:r>
       <w:r>
         <w:rPr>
@@ -4099,7 +4856,15 @@
         <w:t>1. **</w:t>
       </w:r>
       <w:r>
-        <w:t>Quality of nutrition** (*tayyibat*) – raw material for the body</w:t>
+        <w:t>Quality of nutrition** (*</w:t>
+      </w:r>
+      <w:proofErr w:type="spellStart"/>
+      <w:r>
+        <w:t>tayyibat</w:t>
+      </w:r>
+      <w:proofErr w:type="spellEnd"/>
+      <w:r>
+        <w:t>*) – raw material for the body</w:t>
       </w:r>
       <w:r>
         <w:rPr>
@@ -4503,8 +5268,21 @@
         <w:t>**</w:t>
       </w:r>
       <w:r>
-        <w:t>Exercise 2: Detach from inherited ideas** – Identify one inherited belief about food or health. Examine it through the lens of *Fiqh al-Lisan*. Is it from *tayyibat* or *khaba'ith</w:t>
-      </w:r>
+        <w:t>Exercise 2: Detach from inherited ideas** – Identify one inherited belief about food or health. Examine it through the lens of *Fiqh al-Lisan*. Is it from *</w:t>
+      </w:r>
+      <w:proofErr w:type="spellStart"/>
+      <w:r>
+        <w:t>tayyibat</w:t>
+      </w:r>
+      <w:proofErr w:type="spellEnd"/>
+      <w:r>
+        <w:t>* or *</w:t>
+      </w:r>
+      <w:proofErr w:type="spellStart"/>
+      <w:r>
+        <w:t>khaba'ith</w:t>
+      </w:r>
+      <w:proofErr w:type="spellEnd"/>
       <w:r>
         <w:rPr>
           <w:rtl/>
@@ -4663,7 +5441,23 @@
         <w:t>**</w:t>
       </w:r>
       <w:r>
-        <w:t>Exercise 5: Weekly calibration** – At the end of each week, compare your inputs (food, reading, company) with your outputs (clarity, physical energy, presence in prayer). If you find dysfunction, activate the *istighfar* protocol (path cleansing) and *nahr* (cut off the pollution source)</w:t>
+        <w:t>Exercise 5: Weekly calibration** – At the end of each week, compare your inputs (food, reading, company) with your outputs (clarity, physical energy, presence in prayer). If you find dysfunction, activate the *</w:t>
+      </w:r>
+      <w:proofErr w:type="spellStart"/>
+      <w:r>
+        <w:t>istighfar</w:t>
+      </w:r>
+      <w:proofErr w:type="spellEnd"/>
+      <w:r>
+        <w:t>* protocol (path cleansing) and *</w:t>
+      </w:r>
+      <w:proofErr w:type="spellStart"/>
+      <w:r>
+        <w:t>nahr</w:t>
+      </w:r>
+      <w:proofErr w:type="spellEnd"/>
+      <w:r>
+        <w:t>* (cut off the pollution source)</w:t>
       </w:r>
       <w:r>
         <w:rPr>
@@ -4737,7 +5531,15 @@
         <w:t>**</w:t>
       </w:r>
       <w:r>
-        <w:t>We, the people of "Read" with our structural tongue, the successors on God's earth by the science of the Hour, declare our complete exit from systems of dependency and our entry into the original system of *tayyibat*, according to the following sovereign principles</w:t>
+        <w:t>We, the people of "Read" with our structural tongue, the successors on God's earth by the science of the Hour, declare our complete exit from systems of dependency and our entry into the original system of *</w:t>
+      </w:r>
+      <w:proofErr w:type="spellStart"/>
+      <w:r>
+        <w:t>tayyibat</w:t>
+      </w:r>
+      <w:proofErr w:type="spellEnd"/>
+      <w:r>
+        <w:t>*, according to the following sovereign principles</w:t>
       </w:r>
       <w:r>
         <w:rPr>
@@ -4881,7 +5683,23 @@
         <w:t xml:space="preserve">- </w:t>
       </w:r>
       <w:r>
-        <w:t>We are sovereign over our bite and our medicine. We choose *tayyibat* to expand our consciousness. We sacrifice *khaba'ith* to cut off the hand of interference in God's creation</w:t>
+        <w:t>We are sovereign over our bite and our medicine. We choose *</w:t>
+      </w:r>
+      <w:proofErr w:type="spellStart"/>
+      <w:r>
+        <w:t>tayyibat</w:t>
+      </w:r>
+      <w:proofErr w:type="spellEnd"/>
+      <w:r>
+        <w:t>* to expand our consciousness. We sacrifice *</w:t>
+      </w:r>
+      <w:proofErr w:type="spellStart"/>
+      <w:r>
+        <w:t>khaba'ith</w:t>
+      </w:r>
+      <w:proofErr w:type="spellEnd"/>
+      <w:r>
+        <w:t>* to cut off the hand of interference in God's creation</w:t>
       </w:r>
       <w:r>
         <w:rPr>
@@ -5122,7 +5940,31 @@
         <w:t>1. **</w:t>
       </w:r>
       <w:r>
-        <w:t>The book, not the person** – Do not sanctify the system's author. Measure every system by fixed standards: *tayyibat* (purity), no excess (*israf*), no hardship (*haraj*)</w:t>
+        <w:t>The book, not the person** – Do not sanctify the system's author. Measure every system by fixed standards: *</w:t>
+      </w:r>
+      <w:proofErr w:type="spellStart"/>
+      <w:r>
+        <w:t>tayyibat</w:t>
+      </w:r>
+      <w:proofErr w:type="spellEnd"/>
+      <w:r>
+        <w:t>* (purity), no excess (*</w:t>
+      </w:r>
+      <w:proofErr w:type="spellStart"/>
+      <w:r>
+        <w:t>israf</w:t>
+      </w:r>
+      <w:proofErr w:type="spellEnd"/>
+      <w:r>
+        <w:t>*), no hardship (*</w:t>
+      </w:r>
+      <w:proofErr w:type="spellStart"/>
+      <w:r>
+        <w:t>haraj</w:t>
+      </w:r>
+      <w:proofErr w:type="spellEnd"/>
+      <w:r>
+        <w:t>*)</w:t>
       </w:r>
       <w:r>
         <w:rPr>
@@ -5474,8 +6316,21 @@
         <w:t xml:space="preserve">## </w:t>
       </w:r>
       <w:r>
-        <w:t>Appendix 2: Quick Diagnosis Card – Is This System *Tayyibat* or *Khaba'ith</w:t>
-      </w:r>
+        <w:t>Appendix 2: Quick Diagnosis Card – Is This System *</w:t>
+      </w:r>
+      <w:proofErr w:type="spellStart"/>
+      <w:r>
+        <w:t>Tayyibat</w:t>
+      </w:r>
+      <w:proofErr w:type="spellEnd"/>
+      <w:r>
+        <w:t>* or *</w:t>
+      </w:r>
+      <w:proofErr w:type="spellStart"/>
+      <w:r>
+        <w:t>Khaba'ith</w:t>
+      </w:r>
+      <w:proofErr w:type="spellEnd"/>
       <w:r>
         <w:rPr>
           <w:rFonts w:cs="Calibri"/>
@@ -5577,7 +6432,15 @@
         <w:t xml:space="preserve">| 3. </w:t>
       </w:r>
       <w:r>
-        <w:t>The triple balance | Filter through: *tayyib* + no excess + no hardship</w:t>
+        <w:t>The triple balance | Filter through: *</w:t>
+      </w:r>
+      <w:proofErr w:type="spellStart"/>
+      <w:r>
+        <w:t>tayyib</w:t>
+      </w:r>
+      <w:proofErr w:type="spellEnd"/>
+      <w:r>
+        <w:t>* + no excess + no hardship</w:t>
       </w:r>
       <w:r>
         <w:rPr>
@@ -5769,7 +6632,15 @@
         <w:t xml:space="preserve">## </w:t>
       </w:r>
       <w:r>
-        <w:t>Appendix 3: The Hoax of "The *Tayyibat* System" – How Religion Is Turned into a Dietary Manual</w:t>
+        <w:t>Appendix 3: The Hoax of "The *</w:t>
+      </w:r>
+      <w:proofErr w:type="spellStart"/>
+      <w:r>
+        <w:t>Tayyibat</w:t>
+      </w:r>
+      <w:proofErr w:type="spellEnd"/>
+      <w:r>
+        <w:t>* System" – How Religion Is Turned into a Dietary Manual</w:t>
       </w:r>
     </w:p>
     <w:p>
@@ -5985,7 +6856,15 @@
         <w:bidi w:val="0"/>
       </w:pPr>
       <w:r>
-        <w:t>The two circles overlap but are not identical. One can be lawful yet harmful in excess. One can be unlawful by text yet potentially beneficial in extreme necessity (transformed through *tadhkiyah*)</w:t>
+        <w:t>The two circles overlap but are not identical. One can be lawful yet harmful in excess. One can be unlawful by text yet potentially beneficial in extreme necessity (transformed through *</w:t>
+      </w:r>
+      <w:proofErr w:type="spellStart"/>
+      <w:r>
+        <w:t>tadhkiyah</w:t>
+      </w:r>
+      <w:proofErr w:type="spellEnd"/>
+      <w:r>
+        <w:t>*)</w:t>
       </w:r>
       <w:r>
         <w:rPr>
@@ -6193,7 +7072,15 @@
         <w:t>- **</w:t>
       </w:r>
       <w:r>
-        <w:t>Trunk** = The *Tayyibat* system – the flow of pure inputs through the human being</w:t>
+        <w:t>Trunk** = The *</w:t>
+      </w:r>
+      <w:proofErr w:type="spellStart"/>
+      <w:r>
+        <w:t>Tayyibat</w:t>
+      </w:r>
+      <w:proofErr w:type="spellEnd"/>
+      <w:r>
+        <w:t>* system – the flow of pure inputs through the human being</w:t>
       </w:r>
       <w:r>
         <w:rPr>
@@ -6213,7 +7100,15 @@
         <w:t>- **</w:t>
       </w:r>
       <w:r>
-        <w:t>Crown** = The *Sa'ah* (Hour) – the gear of time, with its hands as the "ends of the day" (dawn and late afternoon), the moments of spiritual synchronization</w:t>
+        <w:t>Crown** = The *</w:t>
+      </w:r>
+      <w:proofErr w:type="spellStart"/>
+      <w:r>
+        <w:t>Sa'ah</w:t>
+      </w:r>
+      <w:proofErr w:type="spellEnd"/>
+      <w:r>
+        <w:t>* (Hour) – the gear of time, with its hands as the "ends of the day" (dawn and late afternoon), the moments of spiritual synchronization</w:t>
       </w:r>
       <w:r>
         <w:rPr>
@@ -6378,7 +7273,15 @@
         <w:t>- **</w:t>
       </w:r>
       <w:r>
-        <w:t>Volume II** operated the system – the practical application of *tayyibat* in the body and consciousness</w:t>
+        <w:t>Volume II** operated the system – the practical application of *</w:t>
+      </w:r>
+      <w:proofErr w:type="spellStart"/>
+      <w:r>
+        <w:t>tayyibat</w:t>
+      </w:r>
+      <w:proofErr w:type="spellEnd"/>
+      <w:r>
+        <w:t>* in the body and consciousness</w:t>
       </w:r>
       <w:r>
         <w:rPr>
@@ -6812,7 +7715,15 @@
         <w:bidi w:val="0"/>
       </w:pPr>
       <w:r>
-        <w:t>Do not search for "the *Tayyibat* system" in the menus of others. Search for it in the truth of your reflection, the purity of your nature, and your alignment with the divine balance</w:t>
+        <w:t>Do not search for "the *</w:t>
+      </w:r>
+      <w:proofErr w:type="spellStart"/>
+      <w:r>
+        <w:t>Tayyibat</w:t>
+      </w:r>
+      <w:proofErr w:type="spellEnd"/>
+      <w:r>
+        <w:t>* system" in the menus of others. Search for it in the truth of your reflection, the purity of your nature, and your alignment with the divine balance</w:t>
       </w:r>
       <w:r>
         <w:rPr>
@@ -7083,7 +7994,15 @@
         <w:t>| *</w:t>
       </w:r>
       <w:r>
-        <w:t>Tayyib / Tayyibat* | Pure, wholesome, compatible with human nature</w:t>
+        <w:t xml:space="preserve">Tayyib / </w:t>
+      </w:r>
+      <w:proofErr w:type="spellStart"/>
+      <w:r>
+        <w:t>Tayyibat</w:t>
+      </w:r>
+      <w:proofErr w:type="spellEnd"/>
+      <w:r>
+        <w:t>* | Pure, wholesome, compatible with human nature</w:t>
       </w:r>
       <w:r>
         <w:rPr>
@@ -7102,8 +8021,21 @@
         </w:rPr>
         <w:t>| *</w:t>
       </w:r>
-      <w:r>
-        <w:t>Khabith / Khaba'ith* | Corrupt, toxic, incompatible</w:t>
+      <w:proofErr w:type="spellStart"/>
+      <w:r>
+        <w:t>Khabith</w:t>
+      </w:r>
+      <w:proofErr w:type="spellEnd"/>
+      <w:r>
+        <w:t xml:space="preserve"> / </w:t>
+      </w:r>
+      <w:proofErr w:type="spellStart"/>
+      <w:r>
+        <w:t>Khaba'ith</w:t>
+      </w:r>
+      <w:proofErr w:type="spellEnd"/>
+      <w:r>
+        <w:t>* | Corrupt, toxic, incompatible</w:t>
       </w:r>
       <w:r>
         <w:rPr>
@@ -7142,8 +8074,13 @@
         </w:rPr>
         <w:t>| *</w:t>
       </w:r>
-      <w:r>
-        <w:t>Tadhkiyah* | Purification protocol (ritual slaughter as model)</w:t>
+      <w:proofErr w:type="spellStart"/>
+      <w:r>
+        <w:t>Tadhkiyah</w:t>
+      </w:r>
+      <w:proofErr w:type="spellEnd"/>
+      <w:r>
+        <w:t>* | Purification protocol (ritual slaughter as model)</w:t>
       </w:r>
       <w:r>
         <w:rPr>
@@ -7222,8 +8159,13 @@
         </w:rPr>
         <w:t>| *</w:t>
       </w:r>
-      <w:r>
-        <w:t>Istikhlaf* | Human role as vicegerent/successor on earth</w:t>
+      <w:proofErr w:type="spellStart"/>
+      <w:r>
+        <w:t>Istikhlaf</w:t>
+      </w:r>
+      <w:proofErr w:type="spellEnd"/>
+      <w:r>
+        <w:t>* | Human role as vicegerent/successor on earth</w:t>
       </w:r>
       <w:r>
         <w:rPr>
@@ -7242,8 +8184,13 @@
         </w:rPr>
         <w:t>| *</w:t>
       </w:r>
-      <w:r>
-        <w:t>Inkishaf* | Unveiling of hidden realities</w:t>
+      <w:proofErr w:type="spellStart"/>
+      <w:r>
+        <w:t>Inkishaf</w:t>
+      </w:r>
+      <w:proofErr w:type="spellEnd"/>
+      <w:r>
+        <w:t>* | Unveiling of hidden realities</w:t>
       </w:r>
       <w:r>
         <w:rPr>
@@ -7263,7 +8210,15 @@
         <w:t>| *</w:t>
       </w:r>
       <w:r>
-        <w:t>Al-Sa'ah* | The Hour; also "spaciousness" – expanded consciousness</w:t>
+        <w:t>Al-</w:t>
+      </w:r>
+      <w:proofErr w:type="spellStart"/>
+      <w:r>
+        <w:t>Sa'ah</w:t>
+      </w:r>
+      <w:proofErr w:type="spellEnd"/>
+      <w:r>
+        <w:t>* | The Hour; also "spaciousness" – expanded consciousness</w:t>
       </w:r>
       <w:r>
         <w:rPr>
